--- a/data/ai_paras/AI_para_175.docx
+++ b/data/ai_paras/AI_para_175.docx
@@ -4,7 +4,7 @@
   <w:body>
     <w:p>
       <w:r>
-        <w:t>The dual role of Human Resources (HR) as both a profit center and a cost center is crucial to understanding its strategic importance within organizations. In the context of a profit center, HR contributes to revenue generation by enhancing workforce efficiency and driving organizational goals through talent management and development initiatives. Conversely, as a cost center, HR primarily focuses on managing expenditures related to employee compensation, benefits, and compliance with labor regulations, which can often be seen as a necessary but non-revenue generating aspect of business operations (Ref-u077926). Recognizing these distinct roles allows organizations to better align HR strategies with broader business objectives, enabling a balanced approach to both financial management and organizational growth. As such, the ability of HR to pivot between these roles underscores the need for a nuanced understanding of its potential impact on business success.</w:t>
+        <w:t>Human Resources (HR) as a profit center involves actively contributing to an organization's financial success through initiatives that enhance employee productivity and innovation. This approach positions HR as a strategic partner, focusing on talent acquisition and development programs that lead to increased revenue and competitive advantage. In contrast, HR as a cost center traditionally revolves around managing and minimizing expenses related to personnel, such as payroll, benefits administration, and regulatory compliance (Ref-u210538). This perspective views HR as a necessary operational function that supports the organization by controlling costs and ensuring legal adherence. The distinction between these roles is pivotal in shaping how HR strategies are developed and implemented, influencing both organizational culture and operational effectiveness.</w:t>
       </w:r>
     </w:p>
     <w:sectPr>
